--- a/Opgave 6 Groenten/Opgave 6 Groenten – antwoorden.docx
+++ b/Opgave 6 Groenten/Opgave 6 Groenten – antwoorden.docx
@@ -36,7 +36,7 @@
     </w:p>
     <w:p>
       <w:pPr>
-        <w:spacing w:after="240"/>
+        <w:spacing w:after="120"/>
       </w:pPr>
       <w:r>
         <w:rPr>
@@ -65,11 +65,6 @@
     <w:p>
       <w:pPr>
         <w:spacing w:after="80"/>
-      </w:pPr>
-    </w:p>
-    <w:p>
-      <w:pPr>
-        <w:spacing w:after="120"/>
       </w:pPr>
     </w:p>
     <w:tbl>
@@ -276,11 +271,6 @@
     <w:p>
       <w:pPr>
         <w:spacing w:after="40"/>
-      </w:pPr>
-    </w:p>
-    <w:p>
-      <w:pPr>
-        <w:spacing w:after="160"/>
       </w:pPr>
     </w:p>
     <w:p>
@@ -949,11 +939,6 @@
         <w:spacing w:after="80"/>
       </w:pPr>
     </w:p>
-    <w:p>
-      <w:pPr>
-        <w:spacing w:after="120"/>
-      </w:pPr>
-    </w:p>
     <w:tbl>
       <w:tblPr>
         <w:tblW w:type="dxa" w:w="2400"/>
@@ -1183,11 +1168,6 @@
         <w:spacing w:after="40"/>
       </w:pPr>
     </w:p>
-    <w:p>
-      <w:pPr>
-        <w:spacing w:after="120"/>
-      </w:pPr>
-    </w:p>
     <w:tbl>
       <w:tblPr>
         <w:tblW w:type="dxa" w:w="2400"/>
@@ -1419,11 +1399,6 @@
     </w:p>
     <w:p>
       <w:pPr>
-        <w:spacing w:after="160"/>
-      </w:pPr>
-    </w:p>
-    <w:p>
-      <w:pPr>
         <w:spacing w:after="120"/>
       </w:pPr>
       <w:r>
@@ -1439,11 +1414,6 @@
     <w:p>
       <w:pPr>
         <w:spacing w:after="80"/>
-      </w:pPr>
-    </w:p>
-    <w:p>
-      <w:pPr>
-        <w:spacing w:after="120"/>
       </w:pPr>
     </w:p>
     <w:tbl>
